--- a/2. Projects/1. Project Description/2. Updated Use Case Scenario.docx
+++ b/2. Projects/1. Project Description/2. Updated Use Case Scenario.docx
@@ -3,138 +3,170 @@
 <w:document xmlns:wpc="http://schemas.microsoft.com/office/word/2010/wordprocessingCanvas" xmlns:cx="http://schemas.microsoft.com/office/drawing/2014/chartex" xmlns:cx1="http://schemas.microsoft.com/office/drawing/2015/9/8/chartex" xmlns:cx2="http://schemas.microsoft.com/office/drawing/2015/10/21/chartex" xmlns:cx3="http://schemas.microsoft.com/office/drawing/2016/5/9/chartex" xmlns:cx4="http://schemas.microsoft.com/office/drawing/2016/5/10/chartex" xmlns:cx5="http://schemas.microsoft.com/office/drawing/2016/5/11/chartex" xmlns:cx6="http://schemas.microsoft.com/office/drawing/2016/5/12/chartex" xmlns:cx7="http://schemas.microsoft.com/office/drawing/2016/5/13/chartex" xmlns:cx8="http://schemas.microsoft.com/office/drawing/2016/5/14/chartex" xmlns:mc="http://schemas.openxmlformats.org/markup-compatibility/2006" xmlns:aink="http://schemas.microsoft.com/office/drawing/2016/ink" xmlns:am3d="http://schemas.microsoft.com/office/drawing/2017/model3d" xmlns:o="urn:schemas-microsoft-com:office:office" xmlns:r="http://schemas.openxmlformats.org/officeDocument/2006/relationships" xmlns:m="http://schemas.openxmlformats.org/officeDocument/2006/math" xmlns:v="urn:schemas-microsoft-com:vml" xmlns:wp14="http://schemas.microsoft.com/office/word/2010/wordprocessingDrawing" xmlns:wp="http://schemas.openxmlformats.org/drawingml/2006/wordprocessingDrawing" xmlns:w10="urn:schemas-microsoft-com:office:word" xmlns:w="http://schemas.openxmlformats.org/wordprocessingml/2006/main" xmlns:w14="http://schemas.microsoft.com/office/word/2010/wordml" xmlns:w15="http://schemas.microsoft.com/office/word/2012/wordml" xmlns:w16cid="http://schemas.microsoft.com/office/word/2016/wordml/cid" xmlns:w16se="http://schemas.microsoft.com/office/word/2015/wordml/symex" xmlns:wpg="http://schemas.microsoft.com/office/word/2010/wordprocessingGroup" xmlns:wpi="http://schemas.microsoft.com/office/word/2010/wordprocessingInk" xmlns:wne="http://schemas.microsoft.com/office/word/2006/wordml" xmlns:wps="http://schemas.microsoft.com/office/word/2010/wordprocessingShape" mc:Ignorable="w14 w15 w16se w16cid wp14">
   <w:body>
     <w:p>
-      <w:r>
+      <w:pPr>
+        <w:jc w:val="center"/>
+        <w:rPr>
+          <w:b/>
+          <w:lang w:val="en-US"/>
+        </w:rPr>
+      </w:pPr>
+      <w:r>
+        <w:rPr>
+          <w:b/>
+          <w:lang w:val="en-US"/>
+        </w:rPr>
         <w:t>UPDATED USE CASE SCENARIOS</w:t>
       </w:r>
     </w:p>
-    <w:p/>
-    <w:p>
-      <w:pPr>
-        <w:rPr>
-          <w:lang w:val="en-US"/>
-        </w:rPr>
-      </w:pPr>
-      <w:r>
-        <w:rPr>
-          <w:lang w:val="en-US"/>
-        </w:rPr>
-        <w:t xml:space="preserve">1. When a user turns on the FPGA board, it remains in the state idle. An LED strip can be lighted up at this point. </w:t>
-      </w:r>
-    </w:p>
-    <w:p>
-      <w:pPr>
-        <w:rPr>
-          <w:lang w:val="en-US"/>
-        </w:rPr>
-      </w:pPr>
-    </w:p>
-    <w:p>
-      <w:pPr>
-        <w:rPr>
-          <w:lang w:val="en-US"/>
-        </w:rPr>
-      </w:pPr>
-      <w:r>
-        <w:rPr>
-          <w:lang w:val="en-US"/>
-        </w:rPr>
-        <w:t xml:space="preserve">2. When the button in the middle (BTNC) is pressed, then the state goes from Idle to Product Display and an additional LED strip should be lighted to show the state transition. </w:t>
-      </w:r>
-    </w:p>
-    <w:p>
-      <w:pPr>
-        <w:rPr>
-          <w:lang w:val="en-US"/>
-        </w:rPr>
-      </w:pPr>
-    </w:p>
-    <w:p>
-      <w:pPr>
-        <w:rPr>
-          <w:lang w:val="en-US"/>
-        </w:rPr>
-      </w:pPr>
-      <w:r>
-        <w:rPr>
-          <w:lang w:val="en-US"/>
-        </w:rPr>
-        <w:t xml:space="preserve">3. In the Product Display state, 3 items are displayed with price on the 8 digits of 7 segment displays. The four digits on the left shows the item (Display Items) and those are </w:t>
-      </w:r>
-      <w:proofErr w:type="spellStart"/>
-      <w:r>
-        <w:rPr>
-          <w:lang w:val="en-US"/>
-        </w:rPr>
-        <w:t>colA</w:t>
-      </w:r>
-      <w:proofErr w:type="spellEnd"/>
-      <w:r>
-        <w:rPr>
-          <w:lang w:val="en-US"/>
-        </w:rPr>
-        <w:t xml:space="preserve">, </w:t>
-      </w:r>
-      <w:proofErr w:type="spellStart"/>
-      <w:r>
-        <w:rPr>
-          <w:lang w:val="en-US"/>
-        </w:rPr>
-        <w:t>bEEr</w:t>
-      </w:r>
-      <w:proofErr w:type="spellEnd"/>
-      <w:r>
-        <w:rPr>
-          <w:lang w:val="en-US"/>
-        </w:rPr>
-        <w:t xml:space="preserve">, and h2O and the price of the each of this item is displayed on the right side shows 1.30, 1.50, and 0.90 euros, respectively. Each item and the price </w:t>
-      </w:r>
-      <w:proofErr w:type="gramStart"/>
-      <w:r>
-        <w:rPr>
-          <w:lang w:val="en-US"/>
-        </w:rPr>
-        <w:t>is</w:t>
-      </w:r>
-      <w:proofErr w:type="gramEnd"/>
-      <w:r>
-        <w:rPr>
-          <w:lang w:val="en-US"/>
-        </w:rPr>
-        <w:t xml:space="preserve"> displayed at a time and the next item and the price is displayed every one second later. </w:t>
-      </w:r>
-    </w:p>
-    <w:p>
-      <w:pPr>
-        <w:rPr>
-          <w:lang w:val="en-US"/>
-        </w:rPr>
-      </w:pPr>
-    </w:p>
-    <w:p>
-      <w:pPr>
-        <w:rPr>
-          <w:lang w:val="en-US"/>
-        </w:rPr>
-      </w:pPr>
-      <w:r>
-        <w:rPr>
-          <w:lang w:val="en-US"/>
-        </w:rPr>
-        <w:t xml:space="preserve">4. if a switch is up and the BTNC is pressed, then the state goes to the Insert Coins state. Upon the arrival of this state, another additional LED strip is lighted and the </w:t>
-      </w:r>
-      <w:proofErr w:type="gramStart"/>
-      <w:r>
-        <w:rPr>
-          <w:lang w:val="en-US"/>
-        </w:rPr>
-        <w:t>left hand</w:t>
-      </w:r>
-      <w:proofErr w:type="gramEnd"/>
-      <w:r>
-        <w:rPr>
-          <w:lang w:val="en-US"/>
-        </w:rPr>
-        <w:t xml:space="preserve"> side 7 segment display shows the price of the item selected and the right hand side of the 7 segment display shows 00.00. </w:t>
+    <w:p>
+      <w:pPr>
+        <w:rPr>
+          <w:lang w:val="en-US"/>
+        </w:rPr>
+      </w:pPr>
+    </w:p>
+    <w:p>
+      <w:pPr>
+        <w:rPr>
+          <w:lang w:val="en-US"/>
+        </w:rPr>
+      </w:pPr>
+      <w:r>
+        <w:rPr>
+          <w:lang w:val="en-US"/>
+        </w:rPr>
+        <w:t xml:space="preserve">Use Case Scenario means that what can a user to with a system. Our vending machine controller on FPGA is designed to simulate the interactions between a user and a vending machine. In the beginning of our projects, we have come up with several requirements and I have formulated the use case scenarios based on these requirements. </w:t>
+      </w:r>
+    </w:p>
+    <w:p>
+      <w:pPr>
+        <w:rPr>
+          <w:lang w:val="en-US"/>
+        </w:rPr>
+      </w:pPr>
+    </w:p>
+    <w:p>
+      <w:pPr>
+        <w:rPr>
+          <w:lang w:val="en-US"/>
+        </w:rPr>
+      </w:pPr>
+      <w:r>
+        <w:rPr>
+          <w:lang w:val="en-US"/>
+        </w:rPr>
+        <w:t>&lt;State: IDLE&gt;</w:t>
+      </w:r>
+    </w:p>
+    <w:p>
+      <w:pPr>
+        <w:rPr>
+          <w:lang w:val="en-US"/>
+        </w:rPr>
+      </w:pPr>
+      <w:r>
+        <w:rPr>
+          <w:lang w:val="en-US"/>
+        </w:rPr>
+        <w:t xml:space="preserve">1. When a user turns on the FPGA board, it remains in the state </w:t>
+      </w:r>
+      <w:r>
+        <w:rPr>
+          <w:lang w:val="en-US"/>
+        </w:rPr>
+        <w:t>IDLE and the first</w:t>
+      </w:r>
+      <w:r>
+        <w:rPr>
+          <w:lang w:val="en-US"/>
+        </w:rPr>
+        <w:t xml:space="preserve"> LED</w:t>
+      </w:r>
+      <w:r>
+        <w:rPr>
+          <w:lang w:val="en-US"/>
+        </w:rPr>
+        <w:t xml:space="preserve"> </w:t>
+      </w:r>
+      <w:r>
+        <w:rPr>
+          <w:lang w:val="en-US"/>
+        </w:rPr>
+        <w:t>(0)</w:t>
+      </w:r>
+      <w:r>
+        <w:rPr>
+          <w:lang w:val="en-US"/>
+        </w:rPr>
+        <w:t xml:space="preserve"> </w:t>
+      </w:r>
+      <w:r>
+        <w:rPr>
+          <w:lang w:val="en-US"/>
+        </w:rPr>
+        <w:t>will be lighted up to indicate the state status.</w:t>
+      </w:r>
+    </w:p>
+    <w:p>
+      <w:pPr>
+        <w:rPr>
+          <w:lang w:val="en-US"/>
+        </w:rPr>
+      </w:pPr>
+      <w:r>
+        <w:rPr>
+          <w:lang w:val="en-US"/>
+        </w:rPr>
+        <w:t xml:space="preserve">2. When the button in the middle (BTNC) is pressed, then the state goes from </w:t>
+      </w:r>
+      <w:r>
+        <w:rPr>
+          <w:lang w:val="en-US"/>
+        </w:rPr>
+        <w:t>IDLE</w:t>
+      </w:r>
+      <w:r>
+        <w:rPr>
+          <w:lang w:val="en-US"/>
+        </w:rPr>
+        <w:t xml:space="preserve"> to </w:t>
+      </w:r>
+      <w:r>
+        <w:rPr>
+          <w:lang w:val="en-US"/>
+        </w:rPr>
+        <w:t>DISPLAY</w:t>
+      </w:r>
+      <w:r>
+        <w:rPr>
+          <w:lang w:val="en-US"/>
+        </w:rPr>
+        <w:t>.</w:t>
+      </w:r>
+      <w:r>
+        <w:rPr>
+          <w:lang w:val="en-US"/>
+        </w:rPr>
+        <w:t xml:space="preserve"> </w:t>
+      </w:r>
+    </w:p>
+    <w:p>
+      <w:pPr>
+        <w:rPr>
+          <w:lang w:val="en-US"/>
+        </w:rPr>
+      </w:pPr>
+      <w:r>
+        <w:rPr>
+          <w:lang w:val="en-US"/>
+        </w:rPr>
+        <w:t>&lt;State: DISPLAY&gt;</w:t>
+      </w:r>
+      <w:r>
+        <w:rPr>
+          <w:lang w:val="en-US"/>
+        </w:rPr>
+        <w:t xml:space="preserve"> </w:t>
       </w:r>
       <w:bookmarkStart w:id="0" w:name="_GoBack"/>
       <w:bookmarkEnd w:id="0"/>
@@ -145,66 +177,520 @@
           <w:lang w:val="en-US"/>
         </w:rPr>
       </w:pPr>
-    </w:p>
-    <w:p>
-      <w:pPr>
-        <w:rPr>
-          <w:lang w:val="en-US"/>
-        </w:rPr>
-      </w:pPr>
-      <w:r>
-        <w:rPr>
-          <w:lang w:val="en-US"/>
-        </w:rPr>
-        <w:t xml:space="preserve">5. when a button is pressed, it adds up and is displayed on the </w:t>
-      </w:r>
-      <w:proofErr w:type="gramStart"/>
-      <w:r>
-        <w:rPr>
-          <w:lang w:val="en-US"/>
-        </w:rPr>
-        <w:t>right hand</w:t>
-      </w:r>
-      <w:proofErr w:type="gramEnd"/>
-      <w:r>
-        <w:rPr>
-          <w:lang w:val="en-US"/>
-        </w:rPr>
-        <w:t xml:space="preserve"> side of the 7 segment displays. when the inserted coins are bigger or equal to the price of the items, the user can press the BTNC to go to the next state, Product Dispense. </w:t>
-      </w:r>
-    </w:p>
-    <w:p>
-      <w:pPr>
-        <w:rPr>
-          <w:lang w:val="en-US"/>
-        </w:rPr>
-      </w:pPr>
-    </w:p>
-    <w:p>
-      <w:pPr>
-        <w:rPr>
-          <w:lang w:val="en-US"/>
-        </w:rPr>
-      </w:pPr>
-      <w:r>
-        <w:rPr>
-          <w:lang w:val="en-US"/>
-        </w:rPr>
-        <w:t xml:space="preserve">6. In the Product Dispense state, another additional led strip should be lit up. Also, the </w:t>
-      </w:r>
-      <w:proofErr w:type="gramStart"/>
-      <w:r>
-        <w:rPr>
-          <w:lang w:val="en-US"/>
-        </w:rPr>
-        <w:t>right hand</w:t>
-      </w:r>
-      <w:proofErr w:type="gramEnd"/>
-      <w:r>
-        <w:rPr>
-          <w:lang w:val="en-US"/>
-        </w:rPr>
-        <w:t xml:space="preserve"> side of the 7 segment displays show the balance of the refund to be returned, which is the value of inserted coins minus the price of the item.</w:t>
+      <w:r>
+        <w:rPr>
+          <w:lang w:val="en-US"/>
+        </w:rPr>
+        <w:t xml:space="preserve">3. The user should see </w:t>
+      </w:r>
+      <w:r>
+        <w:rPr>
+          <w:lang w:val="en-US"/>
+        </w:rPr>
+        <w:t>the second LED</w:t>
+      </w:r>
+      <w:r>
+        <w:rPr>
+          <w:lang w:val="en-US"/>
+        </w:rPr>
+        <w:t xml:space="preserve"> </w:t>
+      </w:r>
+      <w:r>
+        <w:rPr>
+          <w:lang w:val="en-US"/>
+        </w:rPr>
+        <w:t xml:space="preserve">(1) </w:t>
+      </w:r>
+      <w:r>
+        <w:rPr>
+          <w:lang w:val="en-US"/>
+        </w:rPr>
+        <w:t xml:space="preserve">is </w:t>
+      </w:r>
+      <w:r>
+        <w:rPr>
+          <w:lang w:val="en-US"/>
+        </w:rPr>
+        <w:t xml:space="preserve">lighted </w:t>
+      </w:r>
+      <w:r>
+        <w:rPr>
+          <w:lang w:val="en-US"/>
+        </w:rPr>
+        <w:t>up</w:t>
+      </w:r>
+      <w:r>
+        <w:rPr>
+          <w:lang w:val="en-US"/>
+        </w:rPr>
+        <w:t>.</w:t>
+      </w:r>
+    </w:p>
+    <w:p>
+      <w:pPr>
+        <w:rPr>
+          <w:lang w:val="en-US"/>
+        </w:rPr>
+      </w:pPr>
+      <w:r>
+        <w:rPr>
+          <w:lang w:val="en-US"/>
+        </w:rPr>
+        <w:t>4</w:t>
+      </w:r>
+      <w:r>
+        <w:rPr>
+          <w:lang w:val="en-US"/>
+        </w:rPr>
+        <w:t>. In this state DISPLAY, a user can select one of the three items (Cola, Beer, Water) by turning on one of the three switches</w:t>
+      </w:r>
+      <w:r>
+        <w:rPr>
+          <w:lang w:val="en-US"/>
+        </w:rPr>
+        <w:t xml:space="preserve"> </w:t>
+      </w:r>
+      <w:r>
+        <w:rPr>
+          <w:lang w:val="en-US"/>
+        </w:rPr>
+        <w:t>(SW</w:t>
+      </w:r>
+      <w:r>
+        <w:rPr>
+          <w:lang w:val="en-US"/>
+        </w:rPr>
+        <w:t xml:space="preserve"> </w:t>
+      </w:r>
+      <w:r>
+        <w:rPr>
+          <w:lang w:val="en-US"/>
+        </w:rPr>
+        <w:t>(0),</w:t>
+      </w:r>
+      <w:r>
+        <w:rPr>
+          <w:lang w:val="en-US"/>
+        </w:rPr>
+        <w:t xml:space="preserve"> </w:t>
+      </w:r>
+      <w:r>
+        <w:rPr>
+          <w:lang w:val="en-US"/>
+        </w:rPr>
+        <w:t>SW</w:t>
+      </w:r>
+      <w:r>
+        <w:rPr>
+          <w:lang w:val="en-US"/>
+        </w:rPr>
+        <w:t xml:space="preserve"> </w:t>
+      </w:r>
+      <w:r>
+        <w:rPr>
+          <w:lang w:val="en-US"/>
+        </w:rPr>
+        <w:t>(</w:t>
+      </w:r>
+      <w:r>
+        <w:rPr>
+          <w:lang w:val="en-US"/>
+        </w:rPr>
+        <w:t>1</w:t>
+      </w:r>
+      <w:r>
+        <w:rPr>
+          <w:lang w:val="en-US"/>
+        </w:rPr>
+        <w:t>)</w:t>
+      </w:r>
+      <w:r>
+        <w:rPr>
+          <w:lang w:val="en-US"/>
+        </w:rPr>
+        <w:t>,</w:t>
+      </w:r>
+      <w:r>
+        <w:rPr>
+          <w:lang w:val="en-US"/>
+        </w:rPr>
+        <w:t xml:space="preserve"> </w:t>
+      </w:r>
+      <w:r>
+        <w:rPr>
+          <w:lang w:val="en-US"/>
+        </w:rPr>
+        <w:t>SW</w:t>
+      </w:r>
+      <w:r>
+        <w:rPr>
+          <w:lang w:val="en-US"/>
+        </w:rPr>
+        <w:t xml:space="preserve"> </w:t>
+      </w:r>
+      <w:r>
+        <w:rPr>
+          <w:lang w:val="en-US"/>
+        </w:rPr>
+        <w:t>(</w:t>
+      </w:r>
+      <w:r>
+        <w:rPr>
+          <w:lang w:val="en-US"/>
+        </w:rPr>
+        <w:t>2</w:t>
+      </w:r>
+      <w:r>
+        <w:rPr>
+          <w:lang w:val="en-US"/>
+        </w:rPr>
+        <w:t>)</w:t>
+      </w:r>
+      <w:r>
+        <w:rPr>
+          <w:lang w:val="en-US"/>
+        </w:rPr>
+        <w:t>), and the user can see the product information on the 8 digits of seven segment display. To be more specific, the user should</w:t>
+      </w:r>
+      <w:r>
+        <w:rPr>
+          <w:lang w:val="en-US"/>
+        </w:rPr>
+        <w:t xml:space="preserve"> be able to</w:t>
+      </w:r>
+      <w:r>
+        <w:rPr>
+          <w:lang w:val="en-US"/>
+        </w:rPr>
+        <w:t xml:space="preserve"> see the item name on the left four digits of seven segment display and the item price on the right four digits of seven segment display.</w:t>
+      </w:r>
+    </w:p>
+    <w:p>
+      <w:pPr>
+        <w:rPr>
+          <w:lang w:val="en-US"/>
+        </w:rPr>
+      </w:pPr>
+      <w:r>
+        <w:rPr>
+          <w:lang w:val="en-US"/>
+        </w:rPr>
+        <w:t>5</w:t>
+      </w:r>
+      <w:r>
+        <w:rPr>
+          <w:lang w:val="en-US"/>
+        </w:rPr>
+        <w:t xml:space="preserve">. </w:t>
+      </w:r>
+      <w:r>
+        <w:rPr>
+          <w:lang w:val="en-US"/>
+        </w:rPr>
+        <w:t>I</w:t>
+      </w:r>
+      <w:r>
+        <w:rPr>
+          <w:lang w:val="en-US"/>
+        </w:rPr>
+        <w:t xml:space="preserve">f a switch is up and the BTNC is pressed, then the state goes to the </w:t>
+      </w:r>
+      <w:r>
+        <w:rPr>
+          <w:lang w:val="en-US"/>
+        </w:rPr>
+        <w:t>INSERT</w:t>
+      </w:r>
+      <w:r>
+        <w:rPr>
+          <w:lang w:val="en-US"/>
+        </w:rPr>
+        <w:t xml:space="preserve"> state</w:t>
+      </w:r>
+      <w:r>
+        <w:rPr>
+          <w:lang w:val="en-US"/>
+        </w:rPr>
+        <w:t>.</w:t>
+      </w:r>
+    </w:p>
+    <w:p>
+      <w:pPr>
+        <w:rPr>
+          <w:lang w:val="en-US"/>
+        </w:rPr>
+      </w:pPr>
+      <w:r>
+        <w:rPr>
+          <w:lang w:val="en-US"/>
+        </w:rPr>
+        <w:t>&lt;State: INSERT&gt;</w:t>
+      </w:r>
+    </w:p>
+    <w:p>
+      <w:pPr>
+        <w:rPr>
+          <w:lang w:val="en-US"/>
+        </w:rPr>
+      </w:pPr>
+      <w:r>
+        <w:rPr>
+          <w:lang w:val="en-US"/>
+        </w:rPr>
+        <w:t>6. The user should see the third LED (2) is lighted up.</w:t>
+      </w:r>
+    </w:p>
+    <w:p>
+      <w:pPr>
+        <w:rPr>
+          <w:lang w:val="en-US"/>
+        </w:rPr>
+      </w:pPr>
+      <w:r>
+        <w:rPr>
+          <w:lang w:val="en-US"/>
+        </w:rPr>
+        <w:t xml:space="preserve">7. Also, the user should be able to see the price of the selected items on </w:t>
+      </w:r>
+      <w:r>
+        <w:rPr>
+          <w:lang w:val="en-US"/>
+        </w:rPr>
+        <w:t xml:space="preserve">the left </w:t>
+      </w:r>
+      <w:r>
+        <w:rPr>
+          <w:lang w:val="en-US"/>
+        </w:rPr>
+        <w:t>four digits of</w:t>
+      </w:r>
+      <w:r>
+        <w:rPr>
+          <w:lang w:val="en-US"/>
+        </w:rPr>
+        <w:t xml:space="preserve"> 7 segment display </w:t>
+      </w:r>
+      <w:r>
+        <w:rPr>
+          <w:lang w:val="en-US"/>
+        </w:rPr>
+        <w:t xml:space="preserve">and 00.00 on </w:t>
+      </w:r>
+      <w:r>
+        <w:rPr>
+          <w:lang w:val="en-US"/>
+        </w:rPr>
+        <w:t>the right</w:t>
+      </w:r>
+      <w:r>
+        <w:rPr>
+          <w:lang w:val="en-US"/>
+        </w:rPr>
+        <w:t xml:space="preserve"> four digits</w:t>
+      </w:r>
+      <w:r>
+        <w:rPr>
+          <w:lang w:val="en-US"/>
+        </w:rPr>
+        <w:t xml:space="preserve"> of the 7 segment display. </w:t>
+      </w:r>
+    </w:p>
+    <w:p>
+      <w:pPr>
+        <w:rPr>
+          <w:lang w:val="en-US"/>
+        </w:rPr>
+      </w:pPr>
+      <w:r>
+        <w:rPr>
+          <w:lang w:val="en-US"/>
+        </w:rPr>
+        <w:t>8.</w:t>
+      </w:r>
+      <w:r>
+        <w:rPr>
+          <w:lang w:val="en-US"/>
+        </w:rPr>
+        <w:t xml:space="preserve"> </w:t>
+      </w:r>
+      <w:r>
+        <w:rPr>
+          <w:lang w:val="en-US"/>
+        </w:rPr>
+        <w:t>W</w:t>
+      </w:r>
+      <w:r>
+        <w:rPr>
+          <w:lang w:val="en-US"/>
+        </w:rPr>
+        <w:t xml:space="preserve">hen </w:t>
+      </w:r>
+      <w:r>
+        <w:rPr>
+          <w:lang w:val="en-US"/>
+        </w:rPr>
+        <w:t xml:space="preserve">one of the four </w:t>
+      </w:r>
+      <w:r>
+        <w:rPr>
+          <w:lang w:val="en-US"/>
+        </w:rPr>
+        <w:t>button</w:t>
+      </w:r>
+      <w:r>
+        <w:rPr>
+          <w:lang w:val="en-US"/>
+        </w:rPr>
+        <w:t>s</w:t>
+      </w:r>
+      <w:r>
+        <w:rPr>
+          <w:lang w:val="en-US"/>
+        </w:rPr>
+        <w:t xml:space="preserve"> is pressed</w:t>
+      </w:r>
+      <w:r>
+        <w:rPr>
+          <w:lang w:val="en-US"/>
+        </w:rPr>
+        <w:t xml:space="preserve"> (BTNU, BTNL, BTNR, BTND, each respectively 10 cents, 20 cents, 50 cents, and 1 euro)</w:t>
+      </w:r>
+      <w:r>
+        <w:rPr>
+          <w:lang w:val="en-US"/>
+        </w:rPr>
+        <w:t xml:space="preserve">, </w:t>
+      </w:r>
+      <w:r>
+        <w:rPr>
+          <w:lang w:val="en-US"/>
+        </w:rPr>
+        <w:t xml:space="preserve">the user should see the value of coin inserted. The user should be able to see the value getting added up and displayed on the right four digits of the seven segment display. </w:t>
+      </w:r>
+    </w:p>
+    <w:p>
+      <w:pPr>
+        <w:rPr>
+          <w:lang w:val="en-US"/>
+        </w:rPr>
+      </w:pPr>
+      <w:r>
+        <w:rPr>
+          <w:lang w:val="en-US"/>
+        </w:rPr>
+        <w:t>9. W</w:t>
+      </w:r>
+      <w:r>
+        <w:rPr>
+          <w:lang w:val="en-US"/>
+        </w:rPr>
+        <w:t xml:space="preserve">hen the inserted coins are bigger or equal to the price of the items, the user can press the BTNC to go to the next state, </w:t>
+      </w:r>
+      <w:r>
+        <w:rPr>
+          <w:lang w:val="en-US"/>
+        </w:rPr>
+        <w:t>DISPENSE</w:t>
+      </w:r>
+      <w:r>
+        <w:rPr>
+          <w:lang w:val="en-US"/>
+        </w:rPr>
+        <w:t>.</w:t>
+      </w:r>
+    </w:p>
+    <w:p>
+      <w:pPr>
+        <w:rPr>
+          <w:lang w:val="en-US"/>
+        </w:rPr>
+      </w:pPr>
+      <w:r>
+        <w:rPr>
+          <w:lang w:val="en-US"/>
+        </w:rPr>
+        <w:t>&lt;State: DISPENSE&gt;</w:t>
+      </w:r>
+      <w:r>
+        <w:rPr>
+          <w:lang w:val="en-US"/>
+        </w:rPr>
+        <w:t xml:space="preserve"> </w:t>
+      </w:r>
+    </w:p>
+    <w:p>
+      <w:pPr>
+        <w:rPr>
+          <w:lang w:val="en-US"/>
+        </w:rPr>
+      </w:pPr>
+      <w:r>
+        <w:rPr>
+          <w:lang w:val="en-US"/>
+        </w:rPr>
+        <w:t xml:space="preserve">10. The user should see the last LED (3) is lighted up. </w:t>
+      </w:r>
+    </w:p>
+    <w:p>
+      <w:pPr>
+        <w:rPr>
+          <w:lang w:val="en-US"/>
+        </w:rPr>
+      </w:pPr>
+      <w:r>
+        <w:rPr>
+          <w:lang w:val="en-US"/>
+        </w:rPr>
+        <w:t>11</w:t>
+      </w:r>
+      <w:r>
+        <w:rPr>
+          <w:lang w:val="en-US"/>
+        </w:rPr>
+        <w:t xml:space="preserve">. </w:t>
+      </w:r>
+      <w:r>
+        <w:rPr>
+          <w:lang w:val="en-US"/>
+        </w:rPr>
+        <w:t>The user should see the change values to be returned to the user on the</w:t>
+      </w:r>
+      <w:r>
+        <w:rPr>
+          <w:lang w:val="en-US"/>
+        </w:rPr>
+        <w:t xml:space="preserve"> right </w:t>
+      </w:r>
+      <w:r>
+        <w:rPr>
+          <w:lang w:val="en-US"/>
+        </w:rPr>
+        <w:t xml:space="preserve">four digits </w:t>
+      </w:r>
+      <w:r>
+        <w:rPr>
+          <w:lang w:val="en-US"/>
+        </w:rPr>
+        <w:t>of the 7 segment displays, which is the value of inserted coins minus the price of the item.</w:t>
+      </w:r>
+    </w:p>
+    <w:p>
+      <w:pPr>
+        <w:rPr>
+          <w:lang w:val="en-US"/>
+        </w:rPr>
+      </w:pPr>
+      <w:r>
+        <w:rPr>
+          <w:lang w:val="en-US"/>
+        </w:rPr>
+        <w:t>12. The u</w:t>
+      </w:r>
+      <w:r>
+        <w:rPr>
+          <w:lang w:val="en-US"/>
+        </w:rPr>
+        <w:t xml:space="preserve">ser can reset the system back to the IDLE for the next user by turning the switch off and pressing the BTNC. </w:t>
       </w:r>
     </w:p>
     <w:sectPr>
@@ -642,6 +1128,17 @@
     <w:semiHidden/>
     <w:unhideWhenUsed/>
   </w:style>
+  <w:style w:type="paragraph" w:styleId="ListParagraph">
+    <w:name w:val="List Paragraph"/>
+    <w:basedOn w:val="Normal"/>
+    <w:uiPriority w:val="34"/>
+    <w:qFormat/>
+    <w:rsid w:val="0051406A"/>
+    <w:pPr>
+      <w:ind w:left="720"/>
+      <w:contextualSpacing/>
+    </w:pPr>
+  </w:style>
 </w:styles>
 </file>
 
